--- a/History/chapters/39 - A Fractured Present - Democracy, Authoritarianism, and the Information Age.docx
+++ b/History/chapters/39 - A Fractured Present - Democracy, Authoritarianism, and the Information Age.docx
@@ -51,6 +51,18 @@
       </w:pPr>
       <w:r>
         <w:t xml:space="preserve">Hungary supplied the clearest self-description of the trend. Viktor Orbán, in power since 2010, announced in a 2014 speech that he intended to build an “illiberal state” within the European Union, a label most of the leaders this chapter describes have preferred not to apply to themselves. In the United States, a crowd seeking to overturn the certified result of the 2020 presidential election stormed the Capitol building on January 6, 2021, the first time since the War of 1812 that the building had been breached by force.</w:t>
+      </w:r>
+    </w:p>
+    <w:p>
+      <w:pPr>
+        <w:spacing w:after="200"/>
+      </w:pPr>
+      <w:r>
+        <w:rPr>
+          <w:i/>
+          <w:iCs/>
+        </w:rPr>
+        <w:t xml:space="preserve">“Donald Trump is the most annoying president ever,” the Society recorded. “We checked the others. This was not close.”</w:t>
       </w:r>
     </w:p>
     <w:p>
